--- a/docs-docx/01_PRD产品需求.docx
+++ b/docs-docx/01_PRD产品需求.docx
@@ -2,256 +2,8 @@
 <file path=word/document.xml><?xml version="1.0" encoding="utf-8"?>
 <w:document xmlns:wpc="http://schemas.microsoft.com/office/word/2010/wordprocessingCanvas" xmlns:cx="http://schemas.microsoft.com/office/drawing/2014/chartex" xmlns:cx1="http://schemas.microsoft.com/office/drawing/2015/9/8/chartex" xmlns:cx2="http://schemas.microsoft.com/office/drawing/2015/10/21/chartex" xmlns:cx3="http://schemas.microsoft.com/office/drawing/2016/5/9/chartex" xmlns:cx4="http://schemas.microsoft.com/office/drawing/2016/5/10/chartex" xmlns:cx5="http://schemas.microsoft.com/office/drawing/2016/5/11/chartex" xmlns:cx6="http://schemas.microsoft.com/office/drawing/2016/5/12/chartex" xmlns:cx7="http://schemas.microsoft.com/office/drawing/2016/5/13/chartex" xmlns:cx8="http://schemas.microsoft.com/office/drawing/2016/5/14/chartex" xmlns:mc="http://schemas.openxmlformats.org/markup-compatibility/2006" xmlns:aink="http://schemas.microsoft.com/office/drawing/2016/ink" xmlns:am3d="http://schemas.microsoft.com/office/drawing/2017/model3d" xmlns:o="urn:schemas-microsoft-com:office:office" xmlns:oel="http://schemas.microsoft.com/office/2019/extlst" xmlns:r="http://schemas.openxmlformats.org/officeDocument/2006/relationships" xmlns:m="http://schemas.openxmlformats.org/officeDocument/2006/math" xmlns:v="urn:schemas-microsoft-com:vml" xmlns:wp14="http://schemas.microsoft.com/office/word/2010/wordprocessingDrawing" xmlns:wp="http://schemas.openxmlformats.org/drawingml/2006/wordprocessingDrawing" xmlns:w10="urn:schemas-microsoft-com:office:word" xmlns:w="http://schemas.openxmlformats.org/wordprocessingml/2006/main" xmlns:w14="http://schemas.microsoft.com/office/word/2010/wordml" xmlns:w15="http://schemas.microsoft.com/office/word/2012/wordml" xmlns:w16cex="http://schemas.microsoft.com/office/word/2018/wordml/cex" xmlns:w16cid="http://schemas.microsoft.com/office/word/2016/wordml/cid" xmlns:w16="http://schemas.microsoft.com/office/word/2018/wordml" xmlns:w16du="http://schemas.microsoft.com/office/word/2023/wordml/word16du" xmlns:w16sdtdh="http://schemas.microsoft.com/office/word/2020/wordml/sdtdatahash" xmlns:w16sdtfl="http://schemas.microsoft.com/office/word/2024/wordml/sdtformatlock" xmlns:w16se="http://schemas.microsoft.com/office/word/2015/wordml/symex" xmlns:wpg="http://schemas.microsoft.com/office/word/2010/wordprocessingGroup" xmlns:wpi="http://schemas.microsoft.com/office/word/2010/wordprocessingInk" xmlns:wne="http://schemas.microsoft.com/office/word/2006/wordml" xmlns:wps="http://schemas.microsoft.com/office/word/2010/wordprocessingShape" mc:Ignorable="w14 w15 w16se w16cid w16 w16cex w16sdtdh w16sdtfl w16du wp14">
   <w:body>
-    <w:p>
-      <w:pPr>
-        <w:pStyle w:val="10"/>
-        <w:rPr>
-          <w:lang w:eastAsia="zh-CN"/>
-        </w:rPr>
-      </w:pPr>
-      <w:r>
-        <w:rPr>
-          <w:lang w:eastAsia="zh-CN"/>
-        </w:rPr>
-        <w:t>​​</w:t>
-      </w:r>
-      <w:bookmarkStart w:id="0" w:name="样式预览"/>
-      <w:r>
-        <w:rPr>
-          <w:lang w:eastAsia="zh-CN"/>
-        </w:rPr>
-        <w:t>样式预览</w:t>
-      </w:r>
-    </w:p>
-    <w:p>
-      <w:pPr>
-        <w:pStyle w:val="20"/>
-        <w:rPr>
-          <w:lang w:eastAsia="zh-CN"/>
-        </w:rPr>
-      </w:pPr>
-      <w:bookmarkStart w:id="1" w:name="标题样式预览"/>
-      <w:r>
-        <w:rPr>
-          <w:lang w:eastAsia="zh-CN"/>
-        </w:rPr>
-        <w:t>标题样式预览</w:t>
-      </w:r>
-    </w:p>
-    <w:p>
-      <w:pPr>
-        <w:pStyle w:val="FirstParagraph"/>
-        <w:ind w:firstLine="480"/>
-      </w:pPr>
-      <w:r>
-        <w:t>上面是二级标题，个人使用情况是一般二级标题作为最大标题层级，一级标题通常情况下只当作文档名，对于特别正式的文稿，会使用一级标题用于大章节划分。</w:t>
-      </w:r>
-    </w:p>
-    <w:p>
-      <w:pPr>
-        <w:pStyle w:val="a0"/>
-        <w:ind w:firstLine="480"/>
-      </w:pPr>
-      <w:r>
-        <w:t>本模板标题</w:t>
-      </w:r>
-      <w:proofErr w:type="gramStart"/>
-      <w:r>
-        <w:rPr>
-          <w:rFonts w:hint="eastAsia"/>
-        </w:rPr>
-        <w:t>不</w:t>
-      </w:r>
-      <w:proofErr w:type="gramEnd"/>
-      <w:r>
-        <w:t>自动编号</w:t>
-      </w:r>
-    </w:p>
-    <w:p>
-      <w:pPr>
-        <w:pStyle w:val="3"/>
-        <w:rPr>
-          <w:lang w:eastAsia="zh-CN"/>
-        </w:rPr>
-      </w:pPr>
-      <w:bookmarkStart w:id="2" w:name="三级标题"/>
-      <w:r>
-        <w:rPr>
-          <w:lang w:eastAsia="zh-CN"/>
-        </w:rPr>
-        <w:t>三级标题</w:t>
-      </w:r>
-    </w:p>
-    <w:p>
-      <w:pPr>
-        <w:pStyle w:val="4"/>
-        <w:rPr>
-          <w:lang w:eastAsia="zh-CN"/>
-        </w:rPr>
-      </w:pPr>
-      <w:bookmarkStart w:id="3" w:name="四级标题"/>
-      <w:r>
-        <w:rPr>
-          <w:lang w:eastAsia="zh-CN"/>
-        </w:rPr>
-        <w:t>四级标题</w:t>
-      </w:r>
-    </w:p>
-    <w:p>
-      <w:pPr>
-        <w:pStyle w:val="5"/>
-        <w:rPr>
-          <w:lang w:eastAsia="zh-CN"/>
-        </w:rPr>
-      </w:pPr>
-      <w:bookmarkStart w:id="4" w:name="五级标题"/>
-      <w:r>
-        <w:rPr>
-          <w:lang w:eastAsia="zh-CN"/>
-        </w:rPr>
-        <w:t>五级标题</w:t>
-      </w:r>
-    </w:p>
-    <w:p>
-      <w:pPr>
-        <w:pStyle w:val="6"/>
-        <w:rPr>
-          <w:lang w:eastAsia="zh-CN"/>
-        </w:rPr>
-      </w:pPr>
-      <w:bookmarkStart w:id="5" w:name="六级标题"/>
-      <w:r>
-        <w:rPr>
-          <w:lang w:eastAsia="zh-CN"/>
-        </w:rPr>
-        <w:t>六级标题</w:t>
-      </w:r>
-    </w:p>
-    <w:p>
-      <w:pPr>
-        <w:pStyle w:val="20"/>
-      </w:pPr>
-      <w:bookmarkStart w:id="6" w:name="其他样式"/>
-      <w:bookmarkEnd w:id="1"/>
-      <w:bookmarkEnd w:id="2"/>
-      <w:bookmarkEnd w:id="3"/>
-      <w:bookmarkEnd w:id="4"/>
-      <w:bookmarkEnd w:id="5"/>
-      <w:r>
-        <w:t>其他样式</w:t>
-      </w:r>
-    </w:p>
-    <w:p>
-      <w:pPr>
-        <w:pStyle w:val="3"/>
-      </w:pPr>
-      <w:bookmarkStart w:id="7" w:name="正文"/>
-      <w:r>
-        <w:t>正文</w:t>
-      </w:r>
-    </w:p>
     <w:bookmarkEnd w:id="16"/>
     <w:bookmarkEnd w:id="21"/>
-    <w:tbl>
-      <w:tblPr>
-        <w:tblStyle w:val="Table"/>
-        <w:tblW w:w="0" w:type="auto"/>
-        <w:tblLook w:val="0020" w:firstRow="1" w:lastRow="0" w:firstColumn="0" w:lastColumn="0" w:noHBand="0" w:noVBand="0"/>
-      </w:tblPr>
-      <w:tblGrid>
-        <w:gridCol w:w="955"/>
-        <w:gridCol w:w="955"/>
-      </w:tblGrid>
-      <w:tr>
-        <w:trPr>
-          <w:cnfStyle w:val="100000000000" w:firstRow="1" w:lastRow="0" w:firstColumn="0" w:lastColumn="0" w:oddVBand="0" w:evenVBand="0" w:oddHBand="0" w:evenHBand="0" w:firstRowFirstColumn="0" w:firstRowLastColumn="0" w:lastRowFirstColumn="0" w:lastRowLastColumn="0"/>
-          <w:tblHeader/>
-        </w:trPr>
-        <w:tc>
-          <w:tcPr>
-            <w:tcW w:w="0" w:type="auto"/>
-          </w:tcPr>
-          <w:p>
-            <w:pPr>
-              <w:pStyle w:val="Compact"/>
-            </w:pPr>
-            <w:bookmarkStart w:id="24" w:name="X6089eb22db8dbe1e72e38bf9d2c41848a4c9a45"/>
-            <w:r>
-              <w:t>header 1</w:t>
-            </w:r>
-          </w:p>
-        </w:tc>
-        <w:tc>
-          <w:tcPr>
-            <w:tcW w:w="0" w:type="auto"/>
-          </w:tcPr>
-          <w:p>
-            <w:pPr>
-              <w:pStyle w:val="Compact"/>
-            </w:pPr>
-            <w:r>
-              <w:t>header 2</w:t>
-            </w:r>
-          </w:p>
-        </w:tc>
-      </w:tr>
-      <w:tr>
-        <w:tc>
-          <w:tcPr>
-            <w:tcW w:w="0" w:type="auto"/>
-          </w:tcPr>
-          <w:p>
-            <w:pPr>
-              <w:pStyle w:val="Compact"/>
-            </w:pPr>
-            <w:r>
-              <w:t>cell 1</w:t>
-            </w:r>
-          </w:p>
-        </w:tc>
-        <w:tc>
-          <w:tcPr>
-            <w:tcW w:w="0" w:type="auto"/>
-          </w:tcPr>
-          <w:p>
-            <w:pPr>
-              <w:pStyle w:val="Compact"/>
-            </w:pPr>
-            <w:r>
-              <w:t>cell 2</w:t>
-            </w:r>
-          </w:p>
-        </w:tc>
-      </w:tr>
-      <w:tr>
-        <w:tc>
-          <w:tcPr>
-            <w:tcW w:w="0" w:type="auto"/>
-          </w:tcPr>
-          <w:p>
-            <w:pPr>
-              <w:pStyle w:val="Compact"/>
-            </w:pPr>
-            <w:r>
-              <w:t>cell 3</w:t>
-            </w:r>
-          </w:p>
-        </w:tc>
-        <w:tc>
-          <w:tcPr>
-            <w:tcW w:w="0" w:type="auto"/>
-          </w:tcPr>
-          <w:p>
-            <w:pPr>
-              <w:pStyle w:val="Compact"/>
-            </w:pPr>
-            <w:r>
-              <w:t>cell 4</w:t>
-            </w:r>
-          </w:p>
-        </w:tc>
-      </w:tr>
-    </w:tbl>
     <w:p>
       <w:pPr>
         <w:pStyle w:val="10"/>
